--- a/Fase 1/Evidencias grupales/1.2_APT122_DiarioReflexionFase1_Matias_Maldonado.docx
+++ b/Fase 1/Evidencias grupales/1.2_APT122_DiarioReflexionFase1_Matias_Maldonado.docx
@@ -364,6 +364,204 @@
             <w:pPr>
               <w:rPr>
                 <w:rFonts w:eastAsiaTheme="majorEastAsia"/>
+                <w:sz w:val="24"/>
+                <w:szCs w:val="24"/>
+              </w:rPr>
+            </w:pPr>
+            <w:r>
+              <w:rPr>
+                <w:rFonts w:eastAsiaTheme="majorEastAsia"/>
+                <w:sz w:val="24"/>
+                <w:szCs w:val="24"/>
+              </w:rPr>
+              <w:t xml:space="preserve">Las </w:t>
+            </w:r>
+            <w:r>
+              <w:rPr>
+                <w:rFonts w:eastAsiaTheme="majorEastAsia"/>
+                <w:sz w:val="24"/>
+                <w:szCs w:val="24"/>
+              </w:rPr>
+              <w:t>asignaturas</w:t>
+            </w:r>
+            <w:r>
+              <w:rPr>
+                <w:rFonts w:eastAsiaTheme="majorEastAsia"/>
+                <w:sz w:val="24"/>
+                <w:szCs w:val="24"/>
+              </w:rPr>
+              <w:t xml:space="preserve"> que </w:t>
+            </w:r>
+            <w:r>
+              <w:rPr>
+                <w:rFonts w:eastAsiaTheme="majorEastAsia"/>
+                <w:sz w:val="24"/>
+                <w:szCs w:val="24"/>
+              </w:rPr>
+              <w:t>más</w:t>
+            </w:r>
+            <w:r>
+              <w:rPr>
+                <w:rFonts w:eastAsiaTheme="majorEastAsia"/>
+                <w:sz w:val="24"/>
+                <w:szCs w:val="24"/>
+              </w:rPr>
+              <w:t xml:space="preserve"> me gustaron fueron las de base de datos , inteligencia de negocio</w:t>
+            </w:r>
+            <w:r>
+              <w:rPr>
+                <w:rFonts w:eastAsiaTheme="majorEastAsia"/>
+                <w:sz w:val="24"/>
+                <w:szCs w:val="24"/>
+              </w:rPr>
+              <w:t xml:space="preserve">, gestión de </w:t>
+            </w:r>
+            <w:r>
+              <w:rPr>
+                <w:rFonts w:eastAsiaTheme="majorEastAsia"/>
+                <w:sz w:val="24"/>
+                <w:szCs w:val="24"/>
+              </w:rPr>
+              <w:t>proyectos y</w:t>
+            </w:r>
+            <w:r>
+              <w:rPr>
+                <w:rFonts w:eastAsiaTheme="majorEastAsia"/>
+                <w:sz w:val="24"/>
+                <w:szCs w:val="24"/>
+              </w:rPr>
+              <w:t xml:space="preserve"> </w:t>
+            </w:r>
+            <w:proofErr w:type="spellStart"/>
+            <w:r>
+              <w:rPr>
+                <w:rFonts w:eastAsiaTheme="majorEastAsia"/>
+                <w:sz w:val="24"/>
+                <w:szCs w:val="24"/>
+              </w:rPr>
+              <w:t>big</w:t>
+            </w:r>
+            <w:proofErr w:type="spellEnd"/>
+            <w:r>
+              <w:rPr>
+                <w:rFonts w:eastAsiaTheme="majorEastAsia"/>
+                <w:sz w:val="24"/>
+                <w:szCs w:val="24"/>
+              </w:rPr>
+              <w:t xml:space="preserve"> data ya </w:t>
+            </w:r>
+            <w:r>
+              <w:rPr>
+                <w:rFonts w:eastAsiaTheme="majorEastAsia"/>
+                <w:sz w:val="24"/>
+                <w:szCs w:val="24"/>
+              </w:rPr>
+              <w:t>que, me</w:t>
+            </w:r>
+            <w:r>
+              <w:rPr>
+                <w:rFonts w:eastAsiaTheme="majorEastAsia"/>
+                <w:sz w:val="24"/>
+                <w:szCs w:val="24"/>
+              </w:rPr>
+              <w:t xml:space="preserve"> gusta bastante el análisis de datos para poder resolver problemas de negocio y también </w:t>
+            </w:r>
+            <w:r>
+              <w:rPr>
+                <w:rFonts w:eastAsiaTheme="majorEastAsia"/>
+                <w:sz w:val="24"/>
+                <w:szCs w:val="24"/>
+              </w:rPr>
+              <w:t xml:space="preserve">hacer uso de análisis mediante </w:t>
+            </w:r>
+            <w:r>
+              <w:rPr>
+                <w:rFonts w:eastAsiaTheme="majorEastAsia"/>
+                <w:sz w:val="24"/>
+                <w:szCs w:val="24"/>
+              </w:rPr>
+              <w:t>herramientas</w:t>
+            </w:r>
+            <w:r>
+              <w:rPr>
+                <w:rFonts w:eastAsiaTheme="majorEastAsia"/>
+                <w:sz w:val="24"/>
+                <w:szCs w:val="24"/>
+              </w:rPr>
+              <w:t xml:space="preserve"> </w:t>
+            </w:r>
+            <w:proofErr w:type="spellStart"/>
+            <w:r>
+              <w:rPr>
+                <w:rFonts w:eastAsiaTheme="majorEastAsia"/>
+                <w:sz w:val="24"/>
+                <w:szCs w:val="24"/>
+              </w:rPr>
+              <w:t>cloud</w:t>
+            </w:r>
+            <w:proofErr w:type="spellEnd"/>
+            <w:r>
+              <w:rPr>
+                <w:rFonts w:eastAsiaTheme="majorEastAsia"/>
+                <w:sz w:val="24"/>
+                <w:szCs w:val="24"/>
+              </w:rPr>
+              <w:t xml:space="preserve"> </w:t>
+            </w:r>
+            <w:r>
+              <w:rPr>
+                <w:rFonts w:eastAsiaTheme="majorEastAsia"/>
+                <w:sz w:val="24"/>
+                <w:szCs w:val="24"/>
+              </w:rPr>
+              <w:t>y la</w:t>
+            </w:r>
+            <w:r>
+              <w:rPr>
+                <w:rFonts w:eastAsiaTheme="majorEastAsia"/>
+                <w:sz w:val="24"/>
+                <w:szCs w:val="24"/>
+              </w:rPr>
+              <w:t xml:space="preserve"> gestión de proyectos me gusta bastante ya que con esto </w:t>
+            </w:r>
+            <w:r>
+              <w:rPr>
+                <w:rFonts w:eastAsiaTheme="majorEastAsia"/>
+                <w:sz w:val="24"/>
+                <w:szCs w:val="24"/>
+              </w:rPr>
+              <w:t>puedo saber que es lo que hay detrás de una solución de desarrollo de software</w:t>
+            </w:r>
+            <w:r>
+              <w:rPr>
+                <w:rFonts w:eastAsiaTheme="majorEastAsia"/>
+                <w:sz w:val="24"/>
+                <w:szCs w:val="24"/>
+              </w:rPr>
+              <w:t>.</w:t>
+            </w:r>
+            <w:r>
+              <w:rPr>
+                <w:rFonts w:eastAsiaTheme="majorEastAsia"/>
+                <w:sz w:val="24"/>
+                <w:szCs w:val="24"/>
+              </w:rPr>
+              <w:t xml:space="preserve"> </w:t>
+            </w:r>
+          </w:p>
+          <w:p>
+            <w:pPr>
+              <w:rPr>
+                <w:rFonts w:eastAsiaTheme="majorEastAsia"/>
+                <w:sz w:val="24"/>
+                <w:szCs w:val="24"/>
+              </w:rPr>
+            </w:pPr>
+          </w:p>
+          <w:p>
+            <w:pPr>
+              <w:rPr>
+                <w:rFonts w:eastAsiaTheme="majorEastAsia"/>
                 <w:color w:val="767171" w:themeColor="background2" w:themeShade="80"/>
                 <w:sz w:val="24"/>
                 <w:szCs w:val="24"/>
@@ -384,17 +582,6 @@
             <w:pPr>
               <w:rPr>
                 <w:rFonts w:eastAsiaTheme="majorEastAsia"/>
-                <w:color w:val="767171" w:themeColor="background2" w:themeShade="80"/>
-                <w:sz w:val="24"/>
-                <w:szCs w:val="24"/>
-              </w:rPr>
-            </w:pPr>
-          </w:p>
-          <w:p>
-            <w:pPr>
-              <w:rPr>
-                <w:rFonts w:eastAsiaTheme="majorEastAsia"/>
-                <w:color w:val="767171" w:themeColor="background2" w:themeShade="80"/>
                 <w:sz w:val="24"/>
                 <w:szCs w:val="24"/>
               </w:rPr>
@@ -430,6 +617,66 @@
                 <w:szCs w:val="24"/>
               </w:rPr>
               <w:t>? ¿Por qué?</w:t>
+            </w:r>
+          </w:p>
+          <w:p>
+            <w:pPr>
+              <w:rPr>
+                <w:rFonts w:eastAsiaTheme="majorEastAsia"/>
+                <w:sz w:val="24"/>
+                <w:szCs w:val="24"/>
+              </w:rPr>
+            </w:pPr>
+          </w:p>
+          <w:p>
+            <w:pPr>
+              <w:rPr>
+                <w:rFonts w:eastAsiaTheme="majorEastAsia"/>
+                <w:sz w:val="24"/>
+                <w:szCs w:val="24"/>
+              </w:rPr>
+            </w:pPr>
+            <w:r>
+              <w:rPr>
+                <w:rFonts w:eastAsiaTheme="majorEastAsia"/>
+                <w:sz w:val="24"/>
+                <w:szCs w:val="24"/>
+              </w:rPr>
+              <w:t xml:space="preserve"> Si tienen valor ya que me certifica a </w:t>
+            </w:r>
+            <w:proofErr w:type="spellStart"/>
+            <w:r>
+              <w:rPr>
+                <w:rFonts w:eastAsiaTheme="majorEastAsia"/>
+                <w:sz w:val="24"/>
+                <w:szCs w:val="24"/>
+              </w:rPr>
+              <w:t>mi</w:t>
+            </w:r>
+            <w:proofErr w:type="spellEnd"/>
+            <w:r>
+              <w:rPr>
+                <w:rFonts w:eastAsiaTheme="majorEastAsia"/>
+                <w:sz w:val="24"/>
+                <w:szCs w:val="24"/>
+              </w:rPr>
+              <w:t xml:space="preserve"> los </w:t>
+            </w:r>
+            <w:r>
+              <w:rPr>
+                <w:rFonts w:eastAsiaTheme="majorEastAsia"/>
+                <w:sz w:val="24"/>
+                <w:szCs w:val="24"/>
+              </w:rPr>
+              <w:t>conocimientos que</w:t>
+            </w:r>
+            <w:r>
+              <w:rPr>
+                <w:rFonts w:eastAsiaTheme="majorEastAsia"/>
+                <w:sz w:val="24"/>
+                <w:szCs w:val="24"/>
+              </w:rPr>
+              <w:t xml:space="preserve"> he adquirido estos años de aprendizaje continuo.</w:t>
             </w:r>
           </w:p>
           <w:p>
@@ -641,7 +888,6 @@
                 <w:sz w:val="24"/>
                 <w:szCs w:val="24"/>
               </w:rPr>
-              <w:lastRenderedPageBreak/>
               <w:t xml:space="preserve">2. Revisa las competencias y unidades de competencias correspondientes a cada asignatura de la malla de tu carrera. Marca en </w:t>
             </w:r>
             <w:r>
@@ -793,7 +1039,249 @@
               <w:jc w:val="both"/>
               <w:rPr>
                 <w:rFonts w:eastAsiaTheme="majorEastAsia"/>
-                <w:color w:val="767171" w:themeColor="background2" w:themeShade="80"/>
+                <w:color w:val="70AD47" w:themeColor="accent6"/>
+                <w:sz w:val="24"/>
+                <w:szCs w:val="24"/>
+              </w:rPr>
+            </w:pPr>
+            <w:r>
+              <w:rPr>
+                <w:rFonts w:eastAsiaTheme="majorEastAsia"/>
+                <w:color w:val="70AD47" w:themeColor="accent6"/>
+                <w:sz w:val="24"/>
+                <w:szCs w:val="24"/>
+              </w:rPr>
+              <w:t>Inteligencia</w:t>
+            </w:r>
+            <w:r>
+              <w:rPr>
+                <w:rFonts w:eastAsiaTheme="majorEastAsia"/>
+                <w:color w:val="70AD47" w:themeColor="accent6"/>
+                <w:sz w:val="24"/>
+                <w:szCs w:val="24"/>
+              </w:rPr>
+              <w:t xml:space="preserve"> de negocios </w:t>
+            </w:r>
+          </w:p>
+          <w:p>
+            <w:pPr>
+              <w:tabs>
+                <w:tab w:val="left" w:pos="454"/>
+              </w:tabs>
+              <w:jc w:val="both"/>
+              <w:rPr>
+                <w:rFonts w:eastAsiaTheme="majorEastAsia"/>
+                <w:color w:val="70AD47" w:themeColor="accent6"/>
+                <w:sz w:val="24"/>
+                <w:szCs w:val="24"/>
+              </w:rPr>
+            </w:pPr>
+            <w:r>
+              <w:rPr>
+                <w:rFonts w:eastAsiaTheme="majorEastAsia"/>
+                <w:color w:val="70AD47" w:themeColor="accent6"/>
+                <w:sz w:val="24"/>
+                <w:szCs w:val="24"/>
+              </w:rPr>
+              <w:t xml:space="preserve">Big Data </w:t>
+            </w:r>
+          </w:p>
+          <w:p>
+            <w:pPr>
+              <w:tabs>
+                <w:tab w:val="left" w:pos="454"/>
+              </w:tabs>
+              <w:jc w:val="both"/>
+              <w:rPr>
+                <w:rFonts w:eastAsiaTheme="majorEastAsia"/>
+                <w:color w:val="70AD47" w:themeColor="accent6"/>
+                <w:sz w:val="24"/>
+                <w:szCs w:val="24"/>
+              </w:rPr>
+            </w:pPr>
+          </w:p>
+          <w:p>
+            <w:pPr>
+              <w:tabs>
+                <w:tab w:val="left" w:pos="454"/>
+              </w:tabs>
+              <w:jc w:val="both"/>
+              <w:rPr>
+                <w:rFonts w:eastAsiaTheme="majorEastAsia"/>
+                <w:color w:val="EE0000"/>
+                <w:sz w:val="24"/>
+                <w:szCs w:val="24"/>
+              </w:rPr>
+            </w:pPr>
+            <w:r>
+              <w:rPr>
+                <w:rFonts w:eastAsiaTheme="majorEastAsia"/>
+                <w:color w:val="EE0000"/>
+                <w:sz w:val="24"/>
+                <w:szCs w:val="24"/>
+              </w:rPr>
+              <w:t xml:space="preserve">Desarrollo de software de escritorio </w:t>
+            </w:r>
+          </w:p>
+          <w:p>
+            <w:pPr>
+              <w:tabs>
+                <w:tab w:val="left" w:pos="454"/>
+              </w:tabs>
+              <w:jc w:val="both"/>
+              <w:rPr>
+                <w:rFonts w:eastAsiaTheme="majorEastAsia"/>
+                <w:color w:val="EE0000"/>
+                <w:sz w:val="24"/>
+                <w:szCs w:val="24"/>
+              </w:rPr>
+            </w:pPr>
+            <w:r>
+              <w:rPr>
+                <w:rFonts w:eastAsiaTheme="majorEastAsia"/>
+                <w:color w:val="EE0000"/>
+                <w:sz w:val="24"/>
+                <w:szCs w:val="24"/>
+              </w:rPr>
+              <w:t xml:space="preserve">Programación de aplicaciones móviles </w:t>
+            </w:r>
+          </w:p>
+          <w:p>
+            <w:pPr>
+              <w:tabs>
+                <w:tab w:val="left" w:pos="454"/>
+              </w:tabs>
+              <w:jc w:val="both"/>
+              <w:rPr>
+                <w:rFonts w:eastAsiaTheme="majorEastAsia"/>
+                <w:color w:val="EE0000"/>
+                <w:sz w:val="24"/>
+                <w:szCs w:val="24"/>
+              </w:rPr>
+            </w:pPr>
+          </w:p>
+          <w:p>
+            <w:pPr>
+              <w:tabs>
+                <w:tab w:val="left" w:pos="454"/>
+              </w:tabs>
+              <w:jc w:val="both"/>
+              <w:rPr>
+                <w:rFonts w:eastAsiaTheme="majorEastAsia"/>
+                <w:color w:val="EE0000"/>
+                <w:sz w:val="24"/>
+                <w:szCs w:val="24"/>
+              </w:rPr>
+            </w:pPr>
+          </w:p>
+          <w:p>
+            <w:pPr>
+              <w:tabs>
+                <w:tab w:val="left" w:pos="454"/>
+              </w:tabs>
+              <w:jc w:val="both"/>
+              <w:rPr>
+                <w:rFonts w:eastAsiaTheme="majorEastAsia"/>
+                <w:sz w:val="24"/>
+                <w:szCs w:val="24"/>
+              </w:rPr>
+            </w:pPr>
+            <w:r>
+              <w:rPr>
+                <w:rFonts w:eastAsiaTheme="majorEastAsia"/>
+                <w:sz w:val="24"/>
+                <w:szCs w:val="24"/>
+              </w:rPr>
+              <w:t xml:space="preserve">Me considero bastante seguro en el área </w:t>
+            </w:r>
+            <w:r>
+              <w:rPr>
+                <w:rFonts w:eastAsiaTheme="majorEastAsia"/>
+                <w:sz w:val="24"/>
+                <w:szCs w:val="24"/>
+              </w:rPr>
+              <w:t>de inteligencia</w:t>
+            </w:r>
+            <w:r>
+              <w:rPr>
+                <w:rFonts w:eastAsiaTheme="majorEastAsia"/>
+                <w:sz w:val="24"/>
+                <w:szCs w:val="24"/>
+              </w:rPr>
+              <w:t xml:space="preserve"> de negocios y big data ya que </w:t>
+            </w:r>
+            <w:r>
+              <w:rPr>
+                <w:rFonts w:eastAsiaTheme="majorEastAsia"/>
+                <w:sz w:val="24"/>
+                <w:szCs w:val="24"/>
+              </w:rPr>
+              <w:t xml:space="preserve"> me gusta bastante el área sobre todo construir ETL pata el análisis de datos y también haciendo análisis de </w:t>
+            </w:r>
+            <w:r>
+              <w:rPr>
+                <w:rFonts w:eastAsiaTheme="majorEastAsia"/>
+                <w:sz w:val="24"/>
+                <w:szCs w:val="24"/>
+              </w:rPr>
+              <w:t>datos,</w:t>
+            </w:r>
+            <w:r>
+              <w:rPr>
+                <w:rFonts w:eastAsiaTheme="majorEastAsia"/>
+                <w:sz w:val="24"/>
+                <w:szCs w:val="24"/>
+              </w:rPr>
+              <w:t xml:space="preserve"> pero con herramientas cloud. Por otro </w:t>
+            </w:r>
+            <w:r>
+              <w:rPr>
+                <w:rFonts w:eastAsiaTheme="majorEastAsia"/>
+                <w:sz w:val="24"/>
+                <w:szCs w:val="24"/>
+              </w:rPr>
+              <w:t>lado,</w:t>
+            </w:r>
+            <w:r>
+              <w:rPr>
+                <w:rFonts w:eastAsiaTheme="majorEastAsia"/>
+                <w:sz w:val="24"/>
+                <w:szCs w:val="24"/>
+              </w:rPr>
+              <w:t xml:space="preserve"> siento que </w:t>
+            </w:r>
+            <w:r>
+              <w:rPr>
+                <w:rFonts w:eastAsiaTheme="majorEastAsia"/>
+                <w:sz w:val="24"/>
+                <w:szCs w:val="24"/>
+              </w:rPr>
+              <w:t>soy más débil en el área de desarrollo de software porque a veces me cuesta entender la lógica de programación.</w:t>
+            </w:r>
+          </w:p>
+          <w:p>
+            <w:pPr>
+              <w:tabs>
+                <w:tab w:val="left" w:pos="454"/>
+              </w:tabs>
+              <w:jc w:val="both"/>
+              <w:rPr>
+                <w:rFonts w:eastAsiaTheme="majorEastAsia"/>
+                <w:color w:val="FFFFFF" w:themeColor="background1"/>
+                <w:sz w:val="24"/>
+                <w:szCs w:val="24"/>
+              </w:rPr>
+            </w:pPr>
+          </w:p>
+          <w:p>
+            <w:pPr>
+              <w:tabs>
+                <w:tab w:val="left" w:pos="454"/>
+              </w:tabs>
+              <w:jc w:val="both"/>
+              <w:rPr>
+                <w:rFonts w:eastAsiaTheme="majorEastAsia"/>
+                <w:color w:val="FFFFFF" w:themeColor="background1"/>
                 <w:sz w:val="24"/>
                 <w:szCs w:val="24"/>
               </w:rPr>
@@ -1010,68 +1498,6 @@
       </w:pPr>
     </w:p>
     <w:p/>
-    <w:p/>
-    <w:p/>
-    <w:p>
-      <w:pPr>
-        <w:spacing w:after="0" w:line="360" w:lineRule="auto"/>
-        <w:jc w:val="both"/>
-        <w:rPr>
-          <w:b/>
-          <w:bCs/>
-          <w:sz w:val="24"/>
-          <w:szCs w:val="24"/>
-        </w:rPr>
-      </w:pPr>
-    </w:p>
-    <w:p>
-      <w:pPr>
-        <w:spacing w:after="0" w:line="360" w:lineRule="auto"/>
-        <w:jc w:val="both"/>
-        <w:rPr>
-          <w:b/>
-          <w:bCs/>
-          <w:sz w:val="24"/>
-          <w:szCs w:val="24"/>
-        </w:rPr>
-      </w:pPr>
-    </w:p>
-    <w:p>
-      <w:pPr>
-        <w:spacing w:after="0" w:line="360" w:lineRule="auto"/>
-        <w:jc w:val="both"/>
-        <w:rPr>
-          <w:b/>
-          <w:bCs/>
-          <w:sz w:val="24"/>
-          <w:szCs w:val="24"/>
-        </w:rPr>
-      </w:pPr>
-    </w:p>
-    <w:p>
-      <w:pPr>
-        <w:spacing w:after="0" w:line="360" w:lineRule="auto"/>
-        <w:jc w:val="both"/>
-        <w:rPr>
-          <w:b/>
-          <w:bCs/>
-          <w:sz w:val="24"/>
-          <w:szCs w:val="24"/>
-        </w:rPr>
-      </w:pPr>
-    </w:p>
-    <w:p>
-      <w:pPr>
-        <w:spacing w:after="0" w:line="360" w:lineRule="auto"/>
-        <w:jc w:val="both"/>
-        <w:rPr>
-          <w:b/>
-          <w:bCs/>
-          <w:sz w:val="24"/>
-          <w:szCs w:val="24"/>
-        </w:rPr>
-      </w:pPr>
-    </w:p>
     <w:p>
       <w:pPr>
         <w:spacing w:after="0" w:line="360" w:lineRule="auto"/>
@@ -1162,7 +1588,6 @@
                 <w:sz w:val="24"/>
                 <w:szCs w:val="24"/>
               </w:rPr>
-              <w:lastRenderedPageBreak/>
               <w:t>3. A partir de las respuestas anteriores y el perfil de egreso de tu carrera (competencias), responde las siguientes preguntas:</w:t>
             </w:r>
           </w:p>
@@ -1238,6 +1663,83 @@
               <w:jc w:val="both"/>
               <w:rPr>
                 <w:rFonts w:eastAsiaTheme="majorEastAsia"/>
+                <w:sz w:val="24"/>
+                <w:szCs w:val="24"/>
+              </w:rPr>
+            </w:pPr>
+            <w:r>
+              <w:rPr>
+                <w:rFonts w:eastAsiaTheme="majorEastAsia"/>
+                <w:sz w:val="24"/>
+                <w:szCs w:val="24"/>
+              </w:rPr>
+              <w:t xml:space="preserve">Principalmente me gustaría trabajar en el área de análisis de </w:t>
+            </w:r>
+            <w:r>
+              <w:rPr>
+                <w:rFonts w:eastAsiaTheme="majorEastAsia"/>
+                <w:sz w:val="24"/>
+                <w:szCs w:val="24"/>
+              </w:rPr>
+              <w:t>datos ya</w:t>
+            </w:r>
+            <w:r>
+              <w:rPr>
+                <w:rFonts w:eastAsiaTheme="majorEastAsia"/>
+                <w:sz w:val="24"/>
+                <w:szCs w:val="24"/>
+              </w:rPr>
+              <w:t xml:space="preserve"> sea de forma local o o</w:t>
+            </w:r>
+            <w:r>
+              <w:rPr>
+                <w:rFonts w:eastAsiaTheme="majorEastAsia"/>
+                <w:sz w:val="24"/>
+                <w:szCs w:val="24"/>
+              </w:rPr>
+              <w:t xml:space="preserve">cupando alguna herramienta </w:t>
+            </w:r>
+            <w:proofErr w:type="spellStart"/>
+            <w:r>
+              <w:rPr>
+                <w:rFonts w:eastAsiaTheme="majorEastAsia"/>
+                <w:sz w:val="24"/>
+                <w:szCs w:val="24"/>
+              </w:rPr>
+              <w:t>cloud</w:t>
+            </w:r>
+            <w:proofErr w:type="spellEnd"/>
+            <w:r>
+              <w:rPr>
+                <w:rFonts w:eastAsiaTheme="majorEastAsia"/>
+                <w:sz w:val="24"/>
+                <w:szCs w:val="24"/>
+              </w:rPr>
+              <w:t xml:space="preserve"> también tengo interés en la gestión de proyectos.</w:t>
+            </w:r>
+          </w:p>
+          <w:p>
+            <w:pPr>
+              <w:tabs>
+                <w:tab w:val="left" w:pos="454"/>
+              </w:tabs>
+              <w:jc w:val="both"/>
+              <w:rPr>
+                <w:rFonts w:eastAsiaTheme="majorEastAsia"/>
+                <w:color w:val="767171" w:themeColor="background2" w:themeShade="80"/>
+                <w:sz w:val="24"/>
+                <w:szCs w:val="24"/>
+              </w:rPr>
+            </w:pPr>
+          </w:p>
+          <w:p>
+            <w:pPr>
+              <w:tabs>
+                <w:tab w:val="left" w:pos="454"/>
+              </w:tabs>
+              <w:jc w:val="both"/>
+              <w:rPr>
+                <w:rFonts w:eastAsiaTheme="majorEastAsia"/>
                 <w:color w:val="767171" w:themeColor="background2" w:themeShade="80"/>
                 <w:sz w:val="24"/>
                 <w:szCs w:val="24"/>
@@ -1364,6 +1866,41 @@
               <w:jc w:val="both"/>
               <w:rPr>
                 <w:rFonts w:eastAsiaTheme="majorEastAsia"/>
+                <w:sz w:val="24"/>
+                <w:szCs w:val="24"/>
+              </w:rPr>
+            </w:pPr>
+            <w:r>
+              <w:rPr>
+                <w:rFonts w:eastAsiaTheme="majorEastAsia"/>
+                <w:sz w:val="24"/>
+                <w:szCs w:val="24"/>
+              </w:rPr>
+              <w:t>Debería fortalecer más la gestión de proyectos porque aun algunos documentos o normas ISO que aún no tengo del todo claro.</w:t>
+            </w:r>
+          </w:p>
+          <w:p>
+            <w:pPr>
+              <w:tabs>
+                <w:tab w:val="left" w:pos="454"/>
+              </w:tabs>
+              <w:jc w:val="both"/>
+              <w:rPr>
+                <w:rFonts w:eastAsiaTheme="majorEastAsia"/>
+                <w:color w:val="767171" w:themeColor="background2" w:themeShade="80"/>
+                <w:sz w:val="24"/>
+                <w:szCs w:val="24"/>
+              </w:rPr>
+            </w:pPr>
+          </w:p>
+          <w:p>
+            <w:pPr>
+              <w:tabs>
+                <w:tab w:val="left" w:pos="454"/>
+              </w:tabs>
+              <w:jc w:val="both"/>
+              <w:rPr>
+                <w:rFonts w:eastAsiaTheme="majorEastAsia"/>
                 <w:color w:val="767171" w:themeColor="background2" w:themeShade="80"/>
                 <w:sz w:val="24"/>
                 <w:szCs w:val="24"/>
@@ -1504,25 +2041,18 @@
               <w:jc w:val="both"/>
               <w:rPr>
                 <w:rFonts w:eastAsiaTheme="majorEastAsia"/>
-                <w:color w:val="767171" w:themeColor="background2" w:themeShade="80"/>
-                <w:sz w:val="24"/>
-                <w:szCs w:val="24"/>
-              </w:rPr>
-            </w:pPr>
-          </w:p>
-          <w:p>
-            <w:pPr>
-              <w:tabs>
-                <w:tab w:val="left" w:pos="454"/>
-              </w:tabs>
-              <w:jc w:val="both"/>
-              <w:rPr>
-                <w:rFonts w:eastAsiaTheme="majorEastAsia"/>
-                <w:color w:val="767171" w:themeColor="background2" w:themeShade="80"/>
-                <w:sz w:val="24"/>
-                <w:szCs w:val="24"/>
-              </w:rPr>
-            </w:pPr>
+                <w:sz w:val="24"/>
+                <w:szCs w:val="24"/>
+              </w:rPr>
+            </w:pPr>
+            <w:r>
+              <w:rPr>
+                <w:rFonts w:eastAsiaTheme="majorEastAsia"/>
+                <w:sz w:val="24"/>
+                <w:szCs w:val="24"/>
+              </w:rPr>
+              <w:t xml:space="preserve">Principalmente me gustaría estar haciendo análisis de datos para una empresa grande. </w:t>
+            </w:r>
           </w:p>
           <w:p>
             <w:pPr>
@@ -1750,7 +2280,6 @@
                 <w:sz w:val="24"/>
                 <w:szCs w:val="24"/>
               </w:rPr>
-              <w:lastRenderedPageBreak/>
               <w:t xml:space="preserve">4. Finalmente, piensa en el proyecto que desarrollarás en APT y responde a las siguientes preguntas: </w:t>
             </w:r>
           </w:p>
@@ -1812,11 +2341,58 @@
               <w:jc w:val="both"/>
               <w:rPr>
                 <w:rFonts w:eastAsiaTheme="majorEastAsia"/>
-                <w:color w:val="767171" w:themeColor="background2" w:themeShade="80"/>
-                <w:sz w:val="24"/>
-                <w:szCs w:val="24"/>
-              </w:rPr>
-            </w:pPr>
+                <w:sz w:val="24"/>
+                <w:szCs w:val="24"/>
+              </w:rPr>
+            </w:pPr>
+            <w:r>
+              <w:rPr>
+                <w:rFonts w:eastAsiaTheme="majorEastAsia"/>
+                <w:sz w:val="24"/>
+                <w:szCs w:val="24"/>
+              </w:rPr>
+              <w:t xml:space="preserve">Sí, se relacionan directamente. El proyecto </w:t>
+            </w:r>
+            <w:r>
+              <w:rPr>
+                <w:rFonts w:eastAsiaTheme="majorEastAsia"/>
+                <w:sz w:val="24"/>
+                <w:szCs w:val="24"/>
+              </w:rPr>
+              <w:t>ServiMatch,</w:t>
+            </w:r>
+            <w:r>
+              <w:rPr>
+                <w:rFonts w:eastAsiaTheme="majorEastAsia"/>
+                <w:sz w:val="24"/>
+                <w:szCs w:val="24"/>
+              </w:rPr>
+              <w:t xml:space="preserve"> ya que me permite aplicar el ciclo de vida completo del desarrollo de software en una solución real. Este </w:t>
+            </w:r>
+            <w:r>
+              <w:rPr>
+                <w:rFonts w:eastAsiaTheme="majorEastAsia"/>
+                <w:sz w:val="24"/>
+                <w:szCs w:val="24"/>
+              </w:rPr>
+              <w:t>Marketplace</w:t>
+            </w:r>
+            <w:r>
+              <w:rPr>
+                <w:rFonts w:eastAsiaTheme="majorEastAsia"/>
+                <w:sz w:val="24"/>
+                <w:szCs w:val="24"/>
+              </w:rPr>
+              <w:t xml:space="preserve"> geolocalizado</w:t>
+            </w:r>
+            <w:r>
+              <w:rPr>
+                <w:rFonts w:eastAsiaTheme="majorEastAsia"/>
+                <w:sz w:val="24"/>
+                <w:szCs w:val="24"/>
+              </w:rPr>
+              <w:t xml:space="preserve"> me proyecta profesionalmente al exigirme integrar múltiples áreas de desarrollo, abarcando desde la arquitectura de bases de datos y el manejo de información geográfica, la construcción de una lógica robusta en el backend, hasta la creación de la interfaz para los usuarios en la aplicación móvil.</w:t>
+            </w:r>
           </w:p>
           <w:p>
             <w:pPr>
@@ -1826,7 +2402,6 @@
               <w:jc w:val="both"/>
               <w:rPr>
                 <w:rFonts w:eastAsiaTheme="majorEastAsia"/>
-                <w:color w:val="767171" w:themeColor="background2" w:themeShade="80"/>
                 <w:sz w:val="24"/>
                 <w:szCs w:val="24"/>
               </w:rPr>
@@ -1845,33 +2420,39 @@
                 <w:szCs w:val="24"/>
               </w:rPr>
             </w:pPr>
-          </w:p>
-          <w:p>
-            <w:pPr>
-              <w:tabs>
-                <w:tab w:val="left" w:pos="454"/>
-              </w:tabs>
-              <w:jc w:val="both"/>
+            <w:r>
+              <w:rPr>
+                <w:rFonts w:eastAsiaTheme="majorEastAsia"/>
+                <w:sz w:val="24"/>
+                <w:szCs w:val="24"/>
+              </w:rPr>
+              <w:t xml:space="preserve">No requiere ajustes significativos. El proyecto ServiMatch está bien dimensionado para los tiempos del curso y su alcance actual me permite poner en práctica las competencias de mi perfil de egreso. Aunque reconozco que el desarrollo móvil es un desafío para mí, considero que el proyecto original es la oportunidad perfecta para fortalecer esa área mientras aplico mis </w:t>
+            </w:r>
+            <w:r>
+              <w:rPr>
+                <w:rFonts w:eastAsiaTheme="majorEastAsia"/>
+                <w:sz w:val="24"/>
+                <w:szCs w:val="24"/>
+              </w:rPr>
+              <w:t>conocimientos en</w:t>
+            </w:r>
+            <w:r>
+              <w:rPr>
+                <w:rFonts w:eastAsiaTheme="majorEastAsia"/>
+                <w:sz w:val="24"/>
+                <w:szCs w:val="24"/>
+              </w:rPr>
+              <w:t xml:space="preserve"> bases de datos logrando entregar la plataforma tal como fue diseñada</w:t>
+            </w:r>
+            <w:r>
               <w:rPr>
                 <w:rFonts w:eastAsiaTheme="majorEastAsia"/>
                 <w:color w:val="767171" w:themeColor="background2" w:themeShade="80"/>
                 <w:sz w:val="24"/>
                 <w:szCs w:val="24"/>
               </w:rPr>
-            </w:pPr>
-          </w:p>
-          <w:p>
-            <w:pPr>
-              <w:tabs>
-                <w:tab w:val="left" w:pos="454"/>
-              </w:tabs>
-              <w:jc w:val="both"/>
-              <w:rPr>
-                <w:rFonts w:eastAsiaTheme="majorEastAsia"/>
-                <w:sz w:val="24"/>
-                <w:szCs w:val="24"/>
-              </w:rPr>
-            </w:pPr>
+              <w:t>.</w:t>
+            </w:r>
           </w:p>
           <w:p>
             <w:pPr>
@@ -2247,6 +2828,7 @@
         <w:docPartUnique/>
       </w:docPartObj>
     </w:sdtPr>
+    <w:sdtEndPr/>
     <w:sdtContent>
       <w:p>
         <w:pPr>
@@ -8158,7 +8740,6 @@
   <w:style w:type="character" w:default="1" w:styleId="Fuentedeprrafopredeter">
     <w:name w:val="Default Paragraph Font"/>
     <w:uiPriority w:val="1"/>
-    <w:semiHidden/>
     <w:unhideWhenUsed/>
   </w:style>
   <w:style w:type="table" w:default="1" w:styleId="Tablanormal">
@@ -9407,16 +9988,25 @@
 </file>
 
 <file path=customXml/item1.xml><?xml version="1.0" encoding="utf-8"?>
-<b:Sources xmlns:b="http://schemas.openxmlformats.org/officeDocument/2006/bibliography" xmlns="http://schemas.openxmlformats.org/officeDocument/2006/bibliography" SelectedStyle="\APASixthEditionOfficeOnline.xsl" StyleName="APA" Version="6"/>
-</file>
-
-<file path=customXml/item2.xml><?xml version="1.0" encoding="utf-8"?>
 <p:properties xmlns:p="http://schemas.microsoft.com/office/2006/metadata/properties" xmlns:xsi="http://www.w3.org/2001/XMLSchema-instance" xmlns:pc="http://schemas.microsoft.com/office/infopath/2007/PartnerControls">
   <documentManagement/>
 </p:properties>
 </file>
 
+<file path=customXml/item2.xml><?xml version="1.0" encoding="utf-8"?>
+<b:Sources xmlns:b="http://schemas.openxmlformats.org/officeDocument/2006/bibliography" xmlns="http://schemas.openxmlformats.org/officeDocument/2006/bibliography" SelectedStyle="\APASixthEditionOfficeOnline.xsl" StyleName="APA" Version="6"/>
+</file>
+
 <file path=customXml/item3.xml><?xml version="1.0" encoding="utf-8"?>
+<?mso-contentType ?>
+<FormTemplates xmlns="http://schemas.microsoft.com/sharepoint/v3/contenttype/forms">
+  <Display>DocumentLibraryForm</Display>
+  <Edit>DocumentLibraryForm</Edit>
+  <New>DocumentLibraryForm</New>
+</FormTemplates>
+</file>
+
+<file path=customXml/item4.xml><?xml version="1.0" encoding="utf-8"?>
 <ct:contentTypeSchema xmlns:ct="http://schemas.microsoft.com/office/2006/metadata/contentType" xmlns:ma="http://schemas.microsoft.com/office/2006/metadata/properties/metaAttributes" ct:_="" ma:_="" ma:contentTypeName="Documento" ma:contentTypeID="0x010100E96778489EE7714D8BD12CC105EB918B" ma:contentTypeVersion="2" ma:contentTypeDescription="Crear nuevo documento." ma:contentTypeScope="" ma:versionID="416c5c7ae9b5d54d83875cd3c65194e3">
   <xsd:schema xmlns:xsd="http://www.w3.org/2001/XMLSchema" xmlns:xs="http://www.w3.org/2001/XMLSchema" xmlns:p="http://schemas.microsoft.com/office/2006/metadata/properties" xmlns:ns2="126e8a1c-9ea9-435a-ac89-d06c80d62e30" targetNamespace="http://schemas.microsoft.com/office/2006/metadata/properties" ma:root="true" ma:fieldsID="70a237c842677bd850644f8595079f5e" ns2:_="">
     <xsd:import namespace="126e8a1c-9ea9-435a-ac89-d06c80d62e30"/>
@@ -9548,24 +10138,7 @@
 </ct:contentTypeSchema>
 </file>
 
-<file path=customXml/item4.xml><?xml version="1.0" encoding="utf-8"?>
-<?mso-contentType ?>
-<FormTemplates xmlns="http://schemas.microsoft.com/sharepoint/v3/contenttype/forms">
-  <Display>DocumentLibraryForm</Display>
-  <Edit>DocumentLibraryForm</Edit>
-  <New>DocumentLibraryForm</New>
-</FormTemplates>
-</file>
-
 <file path=customXml/itemProps1.xml><?xml version="1.0" encoding="utf-8"?>
-<ds:datastoreItem xmlns:ds="http://schemas.openxmlformats.org/officeDocument/2006/customXml" ds:itemID="{38798A93-35BB-4E36-97F5-7254B21EAFCC}">
-  <ds:schemaRefs>
-    <ds:schemaRef ds:uri="http://schemas.openxmlformats.org/officeDocument/2006/bibliography"/>
-  </ds:schemaRefs>
-</ds:datastoreItem>
-</file>
-
-<file path=customXml/itemProps2.xml><?xml version="1.0" encoding="utf-8"?>
 <ds:datastoreItem xmlns:ds="http://schemas.openxmlformats.org/officeDocument/2006/customXml" ds:itemID="{5F1783E3-BA1C-4CA3-8E32-C9B378BBED03}">
   <ds:schemaRefs>
     <ds:schemaRef ds:uri="http://schemas.microsoft.com/office/2006/metadata/properties"/>
@@ -9574,7 +10147,23 @@
 </ds:datastoreItem>
 </file>
 
+<file path=customXml/itemProps2.xml><?xml version="1.0" encoding="utf-8"?>
+<ds:datastoreItem xmlns:ds="http://schemas.openxmlformats.org/officeDocument/2006/customXml" ds:itemID="{38798A93-35BB-4E36-97F5-7254B21EAFCC}">
+  <ds:schemaRefs>
+    <ds:schemaRef ds:uri="http://schemas.openxmlformats.org/officeDocument/2006/bibliography"/>
+  </ds:schemaRefs>
+</ds:datastoreItem>
+</file>
+
 <file path=customXml/itemProps3.xml><?xml version="1.0" encoding="utf-8"?>
+<ds:datastoreItem xmlns:ds="http://schemas.openxmlformats.org/officeDocument/2006/customXml" ds:itemID="{DABAA964-10BA-4DBC-ABF2-CDEAC0FAF7AA}">
+  <ds:schemaRefs>
+    <ds:schemaRef ds:uri="http://schemas.microsoft.com/sharepoint/v3/contenttype/forms"/>
+  </ds:schemaRefs>
+</ds:datastoreItem>
+</file>
+
+<file path=customXml/itemProps4.xml><?xml version="1.0" encoding="utf-8"?>
 <ds:datastoreItem xmlns:ds="http://schemas.openxmlformats.org/officeDocument/2006/customXml" ds:itemID="{90673534-9590-47F8-B0D6-46AB217CB3AD}">
   <ds:schemaRefs>
     <ds:schemaRef ds:uri="http://schemas.microsoft.com/office/2006/metadata/contentType"/>
@@ -9590,12 +10179,4 @@
     <ds:schemaRef ds:uri="http://schemas.microsoft.com/internal/obd"/>
   </ds:schemaRefs>
 </ds:datastoreItem>
-</file>
-
-<file path=customXml/itemProps4.xml><?xml version="1.0" encoding="utf-8"?>
-<ds:datastoreItem xmlns:ds="http://schemas.openxmlformats.org/officeDocument/2006/customXml" ds:itemID="{DABAA964-10BA-4DBC-ABF2-CDEAC0FAF7AA}">
-  <ds:schemaRefs>
-    <ds:schemaRef ds:uri="http://schemas.microsoft.com/sharepoint/v3/contenttype/forms"/>
-  </ds:schemaRefs>
-</ds:datastoreItem>
 </file>